--- a/en/wisdom-stories/Etibar Siracsoy/small-changes-great-value.docx
+++ b/en/wisdom-stories/Etibar Siracsoy/small-changes-great-value.docx
@@ -7,7 +7,7 @@
         <w:pStyle w:val="Title"/>
       </w:pPr>
       <w:r>
-        <w:t>SMALL CHANGES, GREAT VALUE...</w:t>
+        <w:t xml:space="preserve">Small changes, great value…</w:t>
       </w:r>
     </w:p>
     <w:p>
@@ -22,7 +22,7 @@
     </w:p>
     <w:p>
       <w:r>
-        <w:t>We should not be mere spectators in our own lives. Sometimes choosing a new path, meeting someone new, seeing a new place, learning, creating, or making time for something we love is enough to change the color of life. For something new need not be a major event; sometimes a small step is the beginning of a great uplift in spirits.</w:t>
+        <w:t xml:space="preserve">We should not be mere spectators in our own lives. Sometimes choosing a new path, meeting someone new, seeing a new place, learning, creating, or making time for something we love is enough to change the color of life. For something new need not be a major event; sometimes a small step can greatly lift our spirits.</w:t>
       </w:r>
     </w:p>
     <w:p>
@@ -54,7 +54,7 @@
         <w:rPr>
           <w:i/>
         </w:rPr>
-        <w:t>Etibar Sirajsoy</w:t>
+        <w:t>Etibar Siracsoy</w:t>
       </w:r>
     </w:p>
     <w:sectPr>
